--- a/06-学生侧材料/讲义/数学工具/数学工具-第3讲-导数与微分.docx
+++ b/06-学生侧材料/讲义/数学工具/数学工具-第3讲-导数与微分.docx
@@ -5650,15 +5650,22 @@
         <w:rPr>
           <w:rFonts w:ascii="Times New Roman" w:hAnsi="Times New Roman" w:eastAsia="Times New Roman" w:cs="Times New Roman"/>
         </w:rPr>
-        <w:t xml:space="preserve"> x</w:t>
-      </w:r>
-      <w:r>
-        <w:rPr>
-          <w:rFonts w:ascii="Times New Roman" w:hAnsi="Times New Roman" w:eastAsia="Times New Roman" w:cs="Times New Roman"/>
-          <w:vertAlign w:val="subscript"/>
-        </w:rPr>
-        <w:t>0</w:t>
-      </w:r>
+        <w:t xml:space="preserve"> </w:t>
+      </w:r>
+      <m:oMath>
+        <m:sSub>
+          <m:e>
+            <m:r>
+              <m:t>x</m:t>
+            </m:r>
+          </m:e>
+          <m:sub>
+            <m:r>
+              <m:t>0</m:t>
+            </m:r>
+          </m:sub>
+        </m:sSub>
+      </m:oMath>
       <w:r>
         <w:rPr>
           <w:rFonts w:ascii="Times New Roman" w:hAnsi="Times New Roman" w:eastAsia="Times New Roman" w:cs="Times New Roman"/>
@@ -8181,18 +8188,25 @@
               <w:pStyle w:val="Compact"/>
               <w:jc w:val="center"/>
             </w:pPr>
+            <m:oMath>
+              <m:sSup>
+                <m:e>
+                  <m:r>
+                    <m:t>x</m:t>
+                  </m:r>
+                </m:e>
+                <m:sup>
+                  <m:r>
+                    <m:t>3</m:t>
+                  </m:r>
+                </m:sup>
+              </m:sSup>
+            </m:oMath>
             <w:r>
               <w:rPr>
                 <w:rFonts w:ascii="Times New Roman" w:hAnsi="Times New Roman" w:eastAsia="Times New Roman" w:cs="Times New Roman"/>
               </w:rPr>
-              <w:t>x</w:t>
-            </w:r>
-            <w:r>
-              <w:rPr>
-                <w:rFonts w:ascii="Times New Roman" w:hAnsi="Times New Roman" w:eastAsia="Times New Roman" w:cs="Times New Roman"/>
-                <w:vertAlign w:val="superscript"/>
-              </w:rPr>
-              <w:t>3</w:t>
+              <w:t xml:space="preserve">​</w:t>
             </w:r>
           </w:p>
         </w:tc>
@@ -8203,18 +8217,28 @@
               <w:pStyle w:val="Compact"/>
               <w:jc w:val="center"/>
             </w:pPr>
+            <m:oMath>
+              <m:r>
+                <m:t>3</m:t>
+              </m:r>
+              <m:sSup>
+                <m:e>
+                  <m:r>
+                    <m:t>x</m:t>
+                  </m:r>
+                </m:e>
+                <m:sup>
+                  <m:r>
+                    <m:t>2</m:t>
+                  </m:r>
+                </m:sup>
+              </m:sSup>
+            </m:oMath>
             <w:r>
               <w:rPr>
                 <w:rFonts w:ascii="Times New Roman" w:hAnsi="Times New Roman" w:eastAsia="Times New Roman" w:cs="Times New Roman"/>
               </w:rPr>
-              <w:t>3x</w:t>
-            </w:r>
-            <w:r>
-              <w:rPr>
-                <w:rFonts w:ascii="Times New Roman" w:hAnsi="Times New Roman" w:eastAsia="Times New Roman" w:cs="Times New Roman"/>
-                <w:vertAlign w:val="superscript"/>
-              </w:rPr>
-              <w:t>2</w:t>
+              <w:t xml:space="preserve">​</w:t>
             </w:r>
           </w:p>
         </w:tc>
@@ -37693,33 +37717,53 @@
         <w:rPr>
           <w:rFonts w:ascii="Times New Roman" w:hAnsi="Times New Roman" w:eastAsia="Times New Roman" w:cs="Times New Roman"/>
         </w:rPr>
-        <w:t xml:space="preserve"> k</w:t>
-      </w:r>
-      <w:r>
-        <w:rPr>
-          <w:rFonts w:ascii="Times New Roman" w:hAnsi="Times New Roman" w:eastAsia="Times New Roman" w:cs="Times New Roman"/>
-          <w:vertAlign w:val="subscript"/>
-        </w:rPr>
-        <w:t>1</w:t>
-      </w:r>
-      <w:r>
-        <w:rPr>
-          <w:rFonts w:ascii="Times New Roman" w:hAnsi="Times New Roman" w:eastAsia="Times New Roman" w:cs="Times New Roman"/>
-        </w:rPr>
-        <w:t>、k</w:t>
-      </w:r>
-      <w:r>
-        <w:rPr>
-          <w:rFonts w:ascii="Times New Roman" w:hAnsi="Times New Roman" w:eastAsia="Times New Roman" w:cs="Times New Roman"/>
-          <w:vertAlign w:val="subscript"/>
-        </w:rPr>
-        <w:t>-1</w:t>
-      </w:r>
-      <w:r>
-        <w:rPr>
-          <w:rFonts w:ascii="Times New Roman" w:hAnsi="Times New Roman" w:eastAsia="Times New Roman" w:cs="Times New Roman"/>
-        </w:rPr>
-        <w:t>。</w:t>
+        <w:t xml:space="preserve"> </w:t>
+      </w:r>
+      <m:oMath>
+        <m:sSub>
+          <m:e>
+            <m:r>
+              <m:t>k</m:t>
+            </m:r>
+          </m:e>
+          <m:sub>
+            <m:r>
+              <m:t>1</m:t>
+            </m:r>
+          </m:sub>
+        </m:sSub>
+      </m:oMath>
+      <w:r>
+        <w:rPr>
+          <w:rFonts w:ascii="Times New Roman" w:hAnsi="Times New Roman" w:eastAsia="Times New Roman" w:cs="Times New Roman"/>
+        </w:rPr>
+        <w:t xml:space="preserve">、</w:t>
+      </w:r>
+      <m:oMath>
+        <m:sSub>
+          <m:e>
+            <m:r>
+              <m:t>k</m:t>
+            </m:r>
+          </m:e>
+          <m:sub>
+            <m:r>
+              <m:rPr>
+                <m:sty m:val="p"/>
+              </m:rPr>
+              <m:t>−</m:t>
+            </m:r>
+            <m:r>
+              <m:t>1</m:t>
+            </m:r>
+          </m:sub>
+        </m:sSub>
+      </m:oMath>
+      <w:r>
+        <w:rPr>
+          <w:rFonts w:ascii="Times New Roman" w:hAnsi="Times New Roman" w:eastAsia="Times New Roman" w:cs="Times New Roman"/>
+        </w:rPr>
+        <w:t xml:space="preserve">。</w:t>
       </w:r>
     </w:p>
     <w:p>

--- a/06-学生侧材料/讲义/数学工具/数学工具-第3讲-导数与微分.docx
+++ b/06-学生侧材料/讲义/数学工具/数学工具-第3讲-导数与微分.docx
@@ -14247,12 +14247,46 @@
               <w:pStyle w:val="Compact"/>
               <w:jc w:val="center"/>
             </w:pPr>
+            <m:oMath>
+              <m:r>
+                <m:rPr>
+                  <m:sty m:val="p"/>
+                </m:rPr>
+                <m:t>[</m:t>
+              </m:r>
+              <m:r>
+                <m:rPr>
+                  <m:sty m:val="p"/>
+                </m:rPr>
+                <m:t>A</m:t>
+              </m:r>
+              <m:r>
+                <m:rPr>
+                  <m:sty m:val="p"/>
+                </m:rPr>
+                <m:t>]</m:t>
+              </m:r>
+              <m:r>
+                <m:rPr>
+                  <m:sty m:val="p"/>
+                </m:rPr>
+                <m:t>(</m:t>
+              </m:r>
+              <m:r>
+                <m:t>t</m:t>
+              </m:r>
+              <m:r>
+                <m:rPr>
+                  <m:sty m:val="p"/>
+                </m:rPr>
+                <m:t>)</m:t>
+              </m:r>
+            </m:oMath>
             <w:r>
               <w:rPr>
-                <w:rStyle w:val="VerbatimChar"/>
                 <w:rFonts w:ascii="Times New Roman" w:hAnsi="Times New Roman" w:eastAsia="Times New Roman" w:cs="Times New Roman"/>
               </w:rPr>
-              <w:t xml:space="preserve">[A](t)</w:t>
+              <w:t xml:space="preserve">​</w:t>
             </w:r>
           </w:p>
         </w:tc>
@@ -14828,12 +14862,46 @@
               <w:pStyle w:val="Compact"/>
               <w:jc w:val="center"/>
             </w:pPr>
+            <m:oMath>
+              <m:r>
+                <m:rPr>
+                  <m:sty m:val="p"/>
+                </m:rPr>
+                <m:t>[</m:t>
+              </m:r>
+              <m:r>
+                <m:rPr>
+                  <m:sty m:val="p"/>
+                </m:rPr>
+                <m:t>A</m:t>
+              </m:r>
+              <m:r>
+                <m:rPr>
+                  <m:sty m:val="p"/>
+                </m:rPr>
+                <m:t>]</m:t>
+              </m:r>
+              <m:r>
+                <m:rPr>
+                  <m:sty m:val="p"/>
+                </m:rPr>
+                <m:t>(</m:t>
+              </m:r>
+              <m:r>
+                <m:t>t</m:t>
+              </m:r>
+              <m:r>
+                <m:rPr>
+                  <m:sty m:val="p"/>
+                </m:rPr>
+                <m:t>)</m:t>
+              </m:r>
+            </m:oMath>
             <w:r>
               <w:rPr>
-                <w:rStyle w:val="VerbatimChar"/>
                 <w:rFonts w:ascii="Times New Roman" w:hAnsi="Times New Roman" w:eastAsia="Times New Roman" w:cs="Times New Roman"/>
               </w:rPr>
-              <w:t xml:space="preserve">[A](t)</w:t>
+              <w:t xml:space="preserve">​</w:t>
             </w:r>
           </w:p>
         </w:tc>
@@ -36797,13 +36865,49 @@
         </w:rPr>
         <w:t xml:space="preserve"> </w:t>
       </w:r>
-      <w:r>
-        <w:rPr>
-          <w:rStyle w:val="VerbatimChar"/>
-          <w:rFonts w:ascii="Times New Roman" w:hAnsi="Times New Roman" w:eastAsia="Times New Roman" w:cs="Times New Roman"/>
-        </w:rPr>
-        <w:t xml:space="preserve">[A](t)</w:t>
-      </w:r>
+      <m:oMath>
+        <m:oMathPr>
+          <m:ctrlPr>
+            <w:rPr>
+              <w:sz w:val="28"/>
+              <w:szCs w:val="28"/>
+            </w:rPr>
+          </m:ctrlPr>
+        </m:oMathPr>
+        <m:r>
+          <m:rPr>
+            <m:sty m:val="p"/>
+          </m:rPr>
+          <m:t>[</m:t>
+        </m:r>
+        <m:r>
+          <m:rPr>
+            <m:sty m:val="p"/>
+          </m:rPr>
+          <m:t>A</m:t>
+        </m:r>
+        <m:r>
+          <m:rPr>
+            <m:sty m:val="p"/>
+          </m:rPr>
+          <m:t>]</m:t>
+        </m:r>
+        <m:r>
+          <m:rPr>
+            <m:sty m:val="p"/>
+          </m:rPr>
+          <m:t>(</m:t>
+        </m:r>
+        <m:r>
+          <m:t>t</m:t>
+        </m:r>
+        <m:r>
+          <m:rPr>
+            <m:sty m:val="p"/>
+          </m:rPr>
+          <m:t>)</m:t>
+        </m:r>
+      </m:oMath>
       <w:r>
         <w:rPr>
           <w:rFonts w:hint="eastAsia" w:ascii="Times New Roman" w:hAnsi="Times New Roman" w:eastAsia="Times New Roman" w:cs="Times New Roman"/>

--- a/06-学生侧材料/讲义/数学工具/数学工具-第3讲-导数与微分.docx
+++ b/06-学生侧材料/讲义/数学工具/数学工具-第3讲-导数与微分.docx
@@ -49597,7 +49597,7 @@
     <ns0:name ns0:val="Verbatim Char"/>
     <ns0:basedOn ns0:val="BodyTextChar"/>
     <ns0:rPr>
-      <ns0:rFonts ns0:ascii="Times New Roman" ns0:cs="Times New Roman" ns0:eastAsia="FangSong" ns0:hAnsi="Times New Roman"/>
+      <ns0:rFonts ns0:ascii="SimSun" ns0:hAnsi="SimSun" ns0:eastAsia="SimSun" ns0:cs="SimSun"/>
       <ns0:b ns0:val="0"/>
       <ns0:sz ns0:val="20"/>
     </ns0:rPr>
@@ -49675,7 +49675,7 @@
       <w:wordWrap w:val="off"/>
     </w:pPr>
     <ns0:rPr>
-      <w:rFonts ns0:ascii="Times New Roman" ns0:hAnsi="Times New Roman" ns0:eastAsia="FangSong" ns0:cs="Times New Roman"/>
+      <w:rFonts w:ascii="SimSun" w:hAnsi="SimSun" w:eastAsia="SimSun" w:cs="SimSun"/>
     </ns0:rPr>
   </w:style>
   <w:style w:type="character" w:customStyle="1" w:styleId="KeywordTok">
